--- a/testakten/arbeitsrecht-kuendigungsdrama-koerber-werk/22_zeugenliste_und_beweismittel.docx
+++ b/testakten/arbeitsrecht-kuendigungsdrama-koerber-werk/22_zeugenliste_und_beweismittel.docx
@@ -5,30 +5,41 @@
     <w:p>
       <w:pPr>
         <w:pStyle w:val="Heading1"/>
+        <w:spacing w:after="160" w:line="259" w:lineRule="auto"/>
       </w:pPr>
       <w:r>
         <w:rPr>
           <w:rFonts w:ascii="Times New Roman" w:hAnsi="Times New Roman"/>
+          <w:b/>
+          <w:sz w:val="28"/>
         </w:rPr>
         <w:t>Zeugen- und Beweismittelliste</w:t>
       </w:r>
     </w:p>
     <w:p>
       <w:pPr>
+        <w:spacing w:line="259" w:lineRule="auto" w:after="60"/>
         <w:jc w:val="left"/>
       </w:pPr>
       <w:r>
         <w:t>Internes Aktenstück. Stand: 07.06.2025. RA Dr. Jonas Reuß.</w:t>
       </w:r>
     </w:p>
-    <w:p/>
+    <w:p>
+      <w:pPr>
+        <w:spacing w:line="259" w:lineRule="auto" w:after="60"/>
+      </w:pPr>
+    </w:p>
     <w:p>
       <w:pPr>
         <w:pStyle w:val="Heading2"/>
+        <w:spacing w:before="120" w:after="60" w:line="259" w:lineRule="auto"/>
       </w:pPr>
       <w:r>
         <w:rPr>
           <w:rFonts w:ascii="Times New Roman" w:hAnsi="Times New Roman"/>
+          <w:b/>
+          <w:sz w:val="22"/>
         </w:rPr>
         <w:t>1. Zeugen</w:t>
       </w:r>
@@ -36,24 +47,34 @@
     <w:p>
       <w:pPr>
         <w:pStyle w:val="Heading3"/>
+        <w:spacing w:before="120" w:after="60" w:line="259" w:lineRule="auto"/>
       </w:pPr>
       <w:r>
         <w:rPr>
           <w:rFonts w:ascii="Times New Roman" w:hAnsi="Times New Roman"/>
+          <w:b/>
+          <w:sz w:val="22"/>
         </w:rPr>
         <w:t>Sabine Trzebinski</w:t>
       </w:r>
     </w:p>
     <w:p>
       <w:pPr>
+        <w:spacing w:before="120" w:after="60" w:line="259" w:lineRule="auto"/>
         <w:jc w:val="left"/>
       </w:pPr>
       <w:r>
+        <w:rPr>
+          <w:rFonts w:ascii="Times New Roman" w:hAnsi="Times New Roman"/>
+          <w:b/>
+          <w:sz w:val="22"/>
+        </w:rPr>
         <w:t>Funktion: Betriebsratsvorsitzende, Werk Eberswalde</w:t>
       </w:r>
     </w:p>
     <w:p>
       <w:pPr>
+        <w:spacing w:line="259" w:lineRule="auto" w:after="60"/>
         <w:jc w:val="left"/>
       </w:pPr>
       <w:r>
@@ -62,15 +83,22 @@
     </w:p>
     <w:p>
       <w:pPr>
+        <w:spacing w:before="120" w:after="60" w:line="259" w:lineRule="auto"/>
         <w:jc w:val="left"/>
       </w:pPr>
       <w:r>
+        <w:rPr>
+          <w:rFonts w:ascii="Times New Roman" w:hAnsi="Times New Roman"/>
+          <w:b/>
+          <w:sz w:val="22"/>
+        </w:rPr>
         <w:t>Themen:</w:t>
       </w:r>
     </w:p>
     <w:p>
       <w:pPr>
         <w:pStyle w:val="ListBullet"/>
+        <w:spacing w:line="259" w:lineRule="auto" w:after="60"/>
       </w:pPr>
       <w:r>
         <w:t>BR-Sitzung 20.05.2025: Anwesenheitsliste, Abstimmungsergebnis, Nichtladung Ersatzmitglied (Aktenstücke 10, 11)</w:t>
@@ -79,6 +107,7 @@
     <w:p>
       <w:pPr>
         <w:pStyle w:val="ListBullet"/>
+        <w:spacing w:line="259" w:lineRule="auto" w:after="60"/>
       </w:pPr>
       <w:r>
         <w:t>Konsultationsverfahren nach § 17 Abs. 2 KSchG: Inhalt des Unterrichtungsschreibens, Qualität der Beratung (Aktenstück 15)</w:t>
@@ -87,6 +116,7 @@
     <w:p>
       <w:pPr>
         <w:pStyle w:val="ListBullet"/>
+        <w:spacing w:line="259" w:lineRule="auto" w:after="60"/>
       </w:pPr>
       <w:r>
         <w:t>BEM-Fehlen: ob Körbers Anfrage dem BR bekannt war und ob der BR in ein BEM-Verfahren einbezogen worden ist (Aktenstück 12)</w:t>
@@ -95,6 +125,7 @@
     <w:p>
       <w:pPr>
         <w:pStyle w:val="ListBullet"/>
+        <w:spacing w:line="259" w:lineRule="auto" w:after="60"/>
       </w:pPr>
       <w:r>
         <w:t>Äußerungen von Branitz gegenüber dem Betriebsrat zum Kündigungsgrund</w:t>
@@ -102,6 +133,7 @@
     </w:p>
     <w:p>
       <w:pPr>
+        <w:spacing w:line="259" w:lineRule="auto" w:after="60"/>
         <w:jc w:val="left"/>
       </w:pPr>
       <w:r>
@@ -110,16 +142,22 @@
     </w:p>
     <w:p>
       <w:pPr>
+        <w:spacing w:line="259" w:lineRule="auto" w:after="60"/>
         <w:jc w:val="left"/>
       </w:pPr>
       <w:r>
         <w:t>Risiken: Trzebinski könnte Druck aus Richtung Arbeitgeber erfahren; Verteilung zw. persönlichem Interesse (eigene Kündigung?) und Aussagebereitschaft im Körber-Verfahren unklar.</w:t>
       </w:r>
     </w:p>
-    <w:p/>
+    <w:p>
+      <w:pPr>
+        <w:spacing w:line="259" w:lineRule="auto" w:after="60"/>
+      </w:pPr>
+    </w:p>
     <w:p>
       <w:pPr>
         <w:pStyle w:val="Heading3"/>
+        <w:spacing w:line="259" w:lineRule="auto" w:after="60"/>
       </w:pPr>
       <w:r>
         <w:rPr>
@@ -130,6 +168,7 @@
     </w:p>
     <w:p>
       <w:pPr>
+        <w:spacing w:line="259" w:lineRule="auto" w:after="60"/>
         <w:jc w:val="left"/>
       </w:pPr>
       <w:r>
@@ -138,6 +177,7 @@
     </w:p>
     <w:p>
       <w:pPr>
+        <w:spacing w:line="259" w:lineRule="auto" w:after="60"/>
         <w:jc w:val="left"/>
       </w:pPr>
       <w:r>
@@ -146,6 +186,7 @@
     </w:p>
     <w:p>
       <w:pPr>
+        <w:spacing w:line="259" w:lineRule="auto" w:after="60"/>
         <w:jc w:val="left"/>
       </w:pPr>
       <w:r>
@@ -155,6 +196,7 @@
     <w:p>
       <w:pPr>
         <w:pStyle w:val="ListBullet"/>
+        <w:spacing w:line="259" w:lineRule="auto" w:after="60"/>
       </w:pPr>
       <w:r>
         <w:t>Gesundheitsprognose (positive Prognose widerlegt negative Prognose der Kündigung)</w:t>
@@ -163,6 +205,7 @@
     <w:p>
       <w:pPr>
         <w:pStyle w:val="ListBullet"/>
+        <w:spacing w:line="259" w:lineRule="auto" w:after="60"/>
       </w:pPr>
       <w:r>
         <w:t>Körbers Berichte über die Kemnitz-Gespräche (Belastungsfaktor, mögliche Kausalität zur psychischen Erkrankung)</w:t>
@@ -171,6 +214,7 @@
     <w:p>
       <w:pPr>
         <w:pStyle w:val="ListBullet"/>
+        <w:spacing w:line="259" w:lineRule="auto" w:after="60"/>
       </w:pPr>
       <w:r>
         <w:t>Verlauf und Prognose der depressiven Erkrankung</w:t>
@@ -178,6 +222,7 @@
     </w:p>
     <w:p>
       <w:pPr>
+        <w:spacing w:line="259" w:lineRule="auto" w:after="60"/>
         <w:jc w:val="left"/>
       </w:pPr>
       <w:r>
@@ -186,16 +231,22 @@
     </w:p>
     <w:p>
       <w:pPr>
+        <w:spacing w:line="259" w:lineRule="auto" w:after="60"/>
         <w:jc w:val="left"/>
       </w:pPr>
       <w:r>
         <w:t>Risiken: Therapeutin wird möglicherweise zu allgemeinen Angaben bereit sein, aber keine spezifischen Diagnoseangaben ohne schriftliche Entbindung machen. Entbindungserklärung bis Klageeinreichung sicherstellen.</w:t>
       </w:r>
     </w:p>
-    <w:p/>
+    <w:p>
+      <w:pPr>
+        <w:spacing w:line="259" w:lineRule="auto" w:after="60"/>
+      </w:pPr>
+    </w:p>
     <w:p>
       <w:pPr>
         <w:pStyle w:val="Heading3"/>
+        <w:spacing w:line="259" w:lineRule="auto" w:after="60"/>
       </w:pPr>
       <w:r>
         <w:rPr>
@@ -206,6 +257,7 @@
     </w:p>
     <w:p>
       <w:pPr>
+        <w:spacing w:line="259" w:lineRule="auto" w:after="60"/>
         <w:jc w:val="left"/>
       </w:pPr>
       <w:r>
@@ -214,6 +266,7 @@
     </w:p>
     <w:p>
       <w:pPr>
+        <w:spacing w:line="259" w:lineRule="auto" w:after="60"/>
         <w:jc w:val="left"/>
       </w:pPr>
       <w:r>
@@ -222,6 +275,7 @@
     </w:p>
     <w:p>
       <w:pPr>
+        <w:spacing w:line="259" w:lineRule="auto" w:after="60"/>
         <w:jc w:val="left"/>
       </w:pPr>
       <w:r>
@@ -231,6 +285,7 @@
     <w:p>
       <w:pPr>
         <w:pStyle w:val="ListBullet"/>
+        <w:spacing w:line="259" w:lineRule="auto" w:after="60"/>
       </w:pPr>
       <w:r>
         <w:t>Vergütung Bernd Wolters während seiner Werkleitungszeit (Aktenstücke 13, 14)</w:t>
@@ -239,6 +294,7 @@
     <w:p>
       <w:pPr>
         <w:pStyle w:val="ListBullet"/>
+        <w:spacing w:line="259" w:lineRule="auto" w:after="60"/>
       </w:pPr>
       <w:r>
         <w:t>Kenntnisse über Verrechnungspreisabsprachen (ggf. für HinSchG-Parallelstrang relevant)</w:t>
@@ -246,6 +302,7 @@
     </w:p>
     <w:p>
       <w:pPr>
+        <w:spacing w:line="259" w:lineRule="auto" w:after="60"/>
         <w:jc w:val="left"/>
       </w:pPr>
       <w:r>
@@ -254,16 +311,22 @@
     </w:p>
     <w:p>
       <w:pPr>
+        <w:spacing w:line="259" w:lineRule="auto" w:after="60"/>
         <w:jc w:val="left"/>
       </w:pPr>
       <w:r>
         <w:t>Risiken: Zeuge ohne direkt zugängliche Adresse; Ermittlung erforderlich.</w:t>
       </w:r>
     </w:p>
-    <w:p/>
+    <w:p>
+      <w:pPr>
+        <w:spacing w:line="259" w:lineRule="auto" w:after="60"/>
+      </w:pPr>
+    </w:p>
     <w:p>
       <w:pPr>
         <w:pStyle w:val="Heading3"/>
+        <w:spacing w:line="259" w:lineRule="auto" w:after="60"/>
       </w:pPr>
       <w:r>
         <w:rPr>
@@ -274,6 +337,7 @@
     </w:p>
     <w:p>
       <w:pPr>
+        <w:spacing w:line="259" w:lineRule="auto" w:after="60"/>
         <w:jc w:val="left"/>
       </w:pPr>
       <w:r>
@@ -282,6 +346,7 @@
     </w:p>
     <w:p>
       <w:pPr>
+        <w:spacing w:line="259" w:lineRule="auto" w:after="60"/>
         <w:jc w:val="left"/>
       </w:pPr>
       <w:r>
@@ -290,6 +355,7 @@
     </w:p>
     <w:p>
       <w:pPr>
+        <w:spacing w:line="259" w:lineRule="auto" w:after="60"/>
         <w:jc w:val="left"/>
       </w:pPr>
       <w:r>
@@ -299,6 +365,7 @@
     <w:p>
       <w:pPr>
         <w:pStyle w:val="ListBullet"/>
+        <w:spacing w:line="259" w:lineRule="auto" w:after="60"/>
       </w:pPr>
       <w:r>
         <w:t>Aussage im BR-Sitzungsprotokoll, dass HR das BEM-Anliegen von Körper „abgewimmelt" habe</w:t>
@@ -307,6 +374,7 @@
     <w:p>
       <w:pPr>
         <w:pStyle w:val="ListBullet"/>
+        <w:spacing w:line="259" w:lineRule="auto" w:after="60"/>
       </w:pPr>
       <w:r>
         <w:t>Eigene Wahrnehmungen des Umgangs mit Körber in der zweiten Jahreshälfte 2024</w:t>
@@ -314,16 +382,22 @@
     </w:p>
     <w:p>
       <w:pPr>
+        <w:spacing w:line="259" w:lineRule="auto" w:after="60"/>
         <w:jc w:val="left"/>
       </w:pPr>
       <w:r>
         <w:t>Verfügbarkeit: Im Betrieb tätig; Bereitschaft zur Aussage offen.</w:t>
       </w:r>
     </w:p>
-    <w:p/>
+    <w:p>
+      <w:pPr>
+        <w:spacing w:line="259" w:lineRule="auto" w:after="60"/>
+      </w:pPr>
+    </w:p>
     <w:p>
       <w:pPr>
         <w:pStyle w:val="Heading3"/>
+        <w:spacing w:line="259" w:lineRule="auto" w:after="60"/>
       </w:pPr>
       <w:r>
         <w:rPr>
@@ -334,6 +408,7 @@
     </w:p>
     <w:p>
       <w:pPr>
+        <w:spacing w:line="259" w:lineRule="auto" w:after="60"/>
         <w:jc w:val="left"/>
       </w:pPr>
       <w:r>
@@ -342,6 +417,7 @@
     </w:p>
     <w:p>
       <w:pPr>
+        <w:spacing w:line="259" w:lineRule="auto" w:after="60"/>
         <w:jc w:val="left"/>
       </w:pPr>
       <w:r>
@@ -350,6 +426,7 @@
     </w:p>
     <w:p>
       <w:pPr>
+        <w:spacing w:line="259" w:lineRule="auto" w:after="60"/>
         <w:jc w:val="left"/>
       </w:pPr>
       <w:r>
@@ -359,6 +436,7 @@
     <w:p>
       <w:pPr>
         <w:pStyle w:val="ListBullet"/>
+        <w:spacing w:line="259" w:lineRule="auto" w:after="60"/>
       </w:pPr>
       <w:r>
         <w:t>Vergleichbarkeit der Werkleiterfunktionen für die Sozialauswahl</w:t>
@@ -367,6 +445,7 @@
     <w:p>
       <w:pPr>
         <w:pStyle w:val="ListBullet"/>
+        <w:spacing w:line="259" w:lineRule="auto" w:after="60"/>
       </w:pPr>
       <w:r>
         <w:t>Vergütungsstruktur (ggf. für Equal-Pay-Anspruch relevant)</w:t>
@@ -374,16 +453,22 @@
     </w:p>
     <w:p>
       <w:pPr>
+        <w:spacing w:line="259" w:lineRule="auto" w:after="60"/>
         <w:jc w:val="left"/>
       </w:pPr>
       <w:r>
         <w:t>Verfügbarkeit: Beide sind noch im Arbeitsverhältnis mit der Beklagten; Aussagebereitschaft fraglich. Als Zeugen auf Antrag; ggf. Antrag auf Urkundenvorlage (§ 142 ZPO) zielführender.</w:t>
       </w:r>
     </w:p>
-    <w:p/>
+    <w:p>
+      <w:pPr>
+        <w:spacing w:line="259" w:lineRule="auto" w:after="60"/>
+      </w:pPr>
+    </w:p>
     <w:p>
       <w:pPr>
         <w:pStyle w:val="Heading2"/>
+        <w:spacing w:line="259" w:lineRule="auto" w:after="60"/>
       </w:pPr>
       <w:r>
         <w:rPr>
@@ -1395,10 +1480,15 @@
         </w:tc>
       </w:tr>
     </w:tbl>
-    <w:p/>
+    <w:p>
+      <w:pPr>
+        <w:spacing w:line="259" w:lineRule="auto" w:after="60"/>
+      </w:pPr>
+    </w:p>
     <w:p>
       <w:pPr>
         <w:pStyle w:val="Heading2"/>
+        <w:spacing w:line="259" w:lineRule="auto" w:after="60"/>
       </w:pPr>
       <w:r>
         <w:rPr>
@@ -1686,10 +1776,15 @@
         </w:tc>
       </w:tr>
     </w:tbl>
-    <w:p/>
+    <w:p>
+      <w:pPr>
+        <w:spacing w:line="259" w:lineRule="auto" w:after="60"/>
+      </w:pPr>
+    </w:p>
     <w:p>
       <w:pPr>
         <w:pStyle w:val="Heading2"/>
+        <w:spacing w:line="259" w:lineRule="auto" w:after="60"/>
       </w:pPr>
       <w:r>
         <w:rPr>
@@ -1701,6 +1796,7 @@
     <w:p>
       <w:pPr>
         <w:pStyle w:val="ListBullet"/>
+        <w:spacing w:line="259" w:lineRule="auto" w:after="60"/>
       </w:pPr>
       <w:r>
         <w:t>Sicherung der eigenen E-Mail-Korrespondenz durch Körber: Anweisung, alle Dienstmails vor IT-Abschaltung 22.05.2025 privat gesichert zu haben. Körber gibt an, Screenshots gemacht zu haben; ob vollständig, ist zu prüfen.</w:t>
@@ -1709,6 +1805,7 @@
     <w:p>
       <w:pPr>
         <w:pStyle w:val="ListBullet"/>
+        <w:spacing w:line="259" w:lineRule="auto" w:after="60"/>
       </w:pPr>
       <w:r>
         <w:t>Körber soll ihre handschriftlichen Notizhefte (Kemnitz-Gespräche) in einem Safe oder bei einer Vertrauensperson aufbewahren.</w:t>
@@ -1717,6 +1814,7 @@
     <w:p>
       <w:pPr>
         <w:pStyle w:val="ListBullet"/>
+        <w:spacing w:line="259" w:lineRule="auto" w:after="60"/>
       </w:pPr>
       <w:r>
         <w:t>HR-Leiter Branitz und Dr. Kemnitz als potenzielle Parteizeugen (§ 447 ZPO) benennen, falls keine Bereitschaft zur Aussage besteht.</w:t>
@@ -1724,6 +1822,7 @@
     </w:p>
     <w:p>
       <w:pPr>
+        <w:spacing w:line="259" w:lineRule="auto" w:after="60"/>
         <w:jc w:val="left"/>
       </w:pPr>
       <w:r>
@@ -1734,13 +1833,58 @@
       </w:r>
     </w:p>
     <w:sectPr>
+      <w:headerReference w:type="default" r:id="rId9"/>
+      <w:footerReference w:type="default" r:id="rId10"/>
       <w:pgSz w:w="11906" w:h="16838"/>
-      <w:pgMar w:top="1417" w:right="1417" w:bottom="1417" w:left="1417" w:header="720" w:footer="720" w:gutter="0"/>
+      <w:pgMar w:top="1191" w:right="1247" w:bottom="1134" w:left="1361" w:header="720" w:footer="720" w:gutter="0"/>
       <w:cols w:space="720"/>
       <w:docGrid w:linePitch="360"/>
     </w:sectPr>
   </w:body>
 </w:document>
+</file>
+
+<file path=word/footer1.xml><?xml version="1.0" encoding="utf-8"?>
+<w:ftr xmlns:m="http://schemas.openxmlformats.org/officeDocument/2006/math" xmlns:mc="http://schemas.openxmlformats.org/markup-compatibility/2006" xmlns:mo="http://schemas.microsoft.com/office/mac/office/2008/main" xmlns:mv="urn:schemas-microsoft-com:mac:vml" xmlns:o="urn:schemas-microsoft-com:office:office" xmlns:r="http://schemas.openxmlformats.org/officeDocument/2006/relationships" xmlns:v="urn:schemas-microsoft-com:vml" xmlns:w10="urn:schemas-microsoft-com:office:word" xmlns:w14="http://schemas.microsoft.com/office/word/2010/wordml" xmlns:w="http://schemas.openxmlformats.org/wordprocessingml/2006/main" xmlns:wne="http://schemas.microsoft.com/office/word/2006/wordml" xmlns:wp14="http://schemas.microsoft.com/office/word/2010/wordprocessingDrawing" xmlns:wp="http://schemas.openxmlformats.org/drawingml/2006/wordprocessingDrawing" xmlns:wpc="http://schemas.microsoft.com/office/word/2010/wordprocessingCanvas" xmlns:wpg="http://schemas.microsoft.com/office/word/2010/wordprocessingGroup" xmlns:wpi="http://schemas.microsoft.com/office/word/2010/wordprocessingInk" xmlns:wps="http://schemas.microsoft.com/office/word/2010/wordprocessingShape" mc:Ignorable="w14 wp14">
+  <w:p>
+    <w:pPr>
+      <w:pStyle w:val="Footer"/>
+      <w:jc w:val="left"/>
+    </w:pPr>
+    <w:r/>
+    <w:r>
+      <w:rPr>
+        <w:rFonts w:ascii="Times New Roman" w:hAnsi="Times New Roman"/>
+        <w:b w:val="0"/>
+        <w:color w:val="777777"/>
+        <w:sz w:val="17"/>
+      </w:rPr>
+      <w:t>Vertraulich | Bearbeitungsstand Juli 2026 | nur zur Aktenbearbeitung</w:t>
+    </w:r>
+  </w:p>
+</w:ftr>
+</file>
+
+<file path=word/header1.xml><?xml version="1.0" encoding="utf-8"?>
+<w:hdr xmlns:m="http://schemas.openxmlformats.org/officeDocument/2006/math" xmlns:mc="http://schemas.openxmlformats.org/markup-compatibility/2006" xmlns:mo="http://schemas.microsoft.com/office/mac/office/2008/main" xmlns:mv="urn:schemas-microsoft-com:mac:vml" xmlns:o="urn:schemas-microsoft-com:office:office" xmlns:r="http://schemas.openxmlformats.org/officeDocument/2006/relationships" xmlns:v="urn:schemas-microsoft-com:vml" xmlns:w10="urn:schemas-microsoft-com:office:word" xmlns:w14="http://schemas.microsoft.com/office/word/2010/wordml" xmlns:w="http://schemas.openxmlformats.org/wordprocessingml/2006/main" xmlns:wne="http://schemas.microsoft.com/office/word/2006/wordml" xmlns:wp14="http://schemas.microsoft.com/office/word/2010/wordprocessingDrawing" xmlns:wp="http://schemas.openxmlformats.org/drawingml/2006/wordprocessingDrawing" xmlns:wpc="http://schemas.microsoft.com/office/word/2010/wordprocessingCanvas" xmlns:wpg="http://schemas.microsoft.com/office/word/2010/wordprocessingGroup" xmlns:wpi="http://schemas.microsoft.com/office/word/2010/wordprocessingInk" xmlns:wps="http://schemas.microsoft.com/office/word/2010/wordprocessingShape" mc:Ignorable="w14 wp14">
+  <w:p>
+    <w:pPr>
+      <w:pStyle w:val="Header"/>
+      <w:jc w:val="left"/>
+    </w:pPr>
+    <w:r/>
+    <w:r>
+      <w:rPr>
+        <w:rFonts w:ascii="Times New Roman" w:hAnsi="Times New Roman"/>
+        <w:b w:val="0"/>
+        <w:i w:val="0"/>
+        <w:color w:val="666666"/>
+        <w:sz w:val="17"/>
+      </w:rPr>
+      <w:t>Klotzkette Rechtsanwaltsgesellschaft mbH | Arbeitsrechtliche Mandatsakte | Bearbeitungsstand Juli 2026</w:t>
+    </w:r>
+  </w:p>
+</w:hdr>
 </file>
 
 <file path=word/numbering.xml><?xml version="1.0" encoding="utf-8"?>
@@ -2457,11 +2601,12 @@
       <w:contextualSpacing/>
     </w:pPr>
     <w:rPr>
-      <w:rFonts w:asciiTheme="majorHAnsi" w:eastAsiaTheme="majorEastAsia" w:hAnsiTheme="majorHAnsi" w:cstheme="majorBidi"/>
+      <w:rFonts w:asciiTheme="majorHAnsi" w:eastAsiaTheme="majorEastAsia" w:hAnsiTheme="majorHAnsi" w:cstheme="majorBidi" w:ascii="Times New Roman" w:hAnsi="Times New Roman"/>
+      <w:b/>
       <w:color w:val="17365D" w:themeColor="text2" w:themeShade="BF"/>
       <w:spacing w:val="5"/>
       <w:kern w:val="28"/>
-      <w:sz w:val="52"/>
+      <w:sz w:val="30"/>
       <w:szCs w:val="52"/>
     </w:rPr>
   </w:style>

--- a/testakten/arbeitsrecht-kuendigungsdrama-koerber-werk/22_zeugenliste_und_beweismittel.docx
+++ b/testakten/arbeitsrecht-kuendigungsdrama-koerber-werk/22_zeugenliste_und_beweismittel.docx
@@ -110,7 +110,7 @@
         <w:spacing w:line="259" w:lineRule="auto" w:after="60"/>
       </w:pPr>
       <w:r>
-        <w:t>Konsultationsverfahren nach § 17 Abs. 2 KSchG: Inhalt des Unterrichtungsschreibens, Qualität der Beratung (Aktenstück 15)</w:t>
+        <w:t>Konsultationsverfahren nach Paragraf 17 Abs. 2 KSchG: Inhalt des Unterrichtungsschreibens, Qualität der Beratung (Aktenstück 15)</w:t>
       </w:r>
     </w:p>
     <w:p>
@@ -457,7 +457,7 @@
         <w:jc w:val="left"/>
       </w:pPr>
       <w:r>
-        <w:t>Verfügbarkeit: Beide sind noch im Arbeitsverhältnis mit der Beklagten; Aussagebereitschaft fraglich. Als Zeugen auf Antrag; ggf. Antrag auf Urkundenvorlage (§ 142 ZPO) zielführender.</w:t>
+        <w:t>Verfügbarkeit: Beide sind noch im Arbeitsverhältnis mit der Beklagten; Aussagebereitschaft fraglich. Als Zeugen auf Antrag; ggf. Antrag auf Urkundenvorlage (Paragraf 142 ZPO) zielführender.</w:t>
       </w:r>
     </w:p>
     <w:p>
@@ -1494,7 +1494,7 @@
         <w:rPr>
           <w:rFonts w:ascii="Times New Roman" w:hAnsi="Times New Roman"/>
         </w:rPr>
-        <w:t>3. Zu beantragender Urkundenvorlage nach § 142 ZPO (Gegner)</w:t>
+        <w:t>3. Zu beantragender Urkundenvorlage nach Paragraf 142 ZPO (Gegner)</w:t>
       </w:r>
     </w:p>
     <w:tbl>
@@ -1580,7 +1580,7 @@
                 <w:rFonts w:ascii="Times New Roman" w:hAnsi="Times New Roman"/>
                 <w:sz w:val="20"/>
               </w:rPr>
-              <w:t>§ 142 ZPO</w:t>
+              <w:t>Paragraf 142 ZPO</w:t>
             </w:r>
           </w:p>
         </w:tc>
@@ -1624,7 +1624,7 @@
                 <w:rFonts w:ascii="Times New Roman" w:hAnsi="Times New Roman"/>
                 <w:sz w:val="20"/>
               </w:rPr>
-              <w:t>§ 142 ZPO</w:t>
+              <w:t>Paragraf 142 ZPO</w:t>
             </w:r>
           </w:p>
         </w:tc>
@@ -1654,7 +1654,7 @@
                 <w:rFonts w:ascii="Times New Roman" w:hAnsi="Times New Roman"/>
                 <w:sz w:val="20"/>
               </w:rPr>
-              <w:t>Unterrichtungsschreiben an BR nach § 17 Abs. 2 KSchG vollständig</w:t>
+              <w:t>Unterrichtungsschreiben an BR nach Paragraf 17 Abs. 2 KSchG vollständig</w:t>
             </w:r>
           </w:p>
         </w:tc>
@@ -1668,7 +1668,7 @@
                 <w:rFonts w:ascii="Times New Roman" w:hAnsi="Times New Roman"/>
                 <w:sz w:val="20"/>
               </w:rPr>
-              <w:t>§ 142 ZPO</w:t>
+              <w:t>Paragraf 142 ZPO</w:t>
             </w:r>
           </w:p>
         </w:tc>
@@ -1712,7 +1712,7 @@
                 <w:rFonts w:ascii="Times New Roman" w:hAnsi="Times New Roman"/>
                 <w:sz w:val="20"/>
               </w:rPr>
-              <w:t>§ 142 ZPO</w:t>
+              <w:t>Paragraf 142 ZPO</w:t>
             </w:r>
           </w:p>
         </w:tc>
@@ -1756,7 +1756,7 @@
                 <w:rFonts w:ascii="Times New Roman" w:hAnsi="Times New Roman"/>
                 <w:sz w:val="20"/>
               </w:rPr>
-              <w:t>§ 142 ZPO, ggf. DSB-Auskunft</w:t>
+              <w:t>Paragraf 142 ZPO, ggf. DSB-Auskunft</w:t>
             </w:r>
           </w:p>
         </w:tc>
@@ -1817,7 +1817,7 @@
         <w:spacing w:line="259" w:lineRule="auto" w:after="60"/>
       </w:pPr>
       <w:r>
-        <w:t>HR-Leiter Branitz und Dr. Kemnitz als potenzielle Parteizeugen (§ 447 ZPO) benennen, falls keine Bereitschaft zur Aussage besteht.</w:t>
+        <w:t>HR-Leiter Branitz und Dr. Kemnitz als potenzielle Parteizeugen (Paragraf 447 ZPO) benennen, falls keine Bereitschaft zur Aussage besteht.</w:t>
       </w:r>
     </w:p>
     <w:p>
